--- a/mokdong2/2fin/word/md2s2_L5_check_exam.docx
+++ b/mokdong2/2fin/word/md2s2_L5_check_exam.docx
@@ -4264,7 +4264,7 @@
           <w:sz w:val="20"/>
           <w:u w:val="none"/>
         </w:rPr>
-        <w:t>〈보기〉 ( Wilson / is / well known / for / painting / to paint / pictures / on gum / that / people / drop / on the street )</w:t>
+        <w:t>〈보기〉 ( that / on the street / painting / on gum / for / pictures / people / well known / drop / Wilson / is / to paint )</w:t>
       </w:r>
       <w:r>
         <w:br/>
@@ -4376,7 +4376,7 @@
           <w:sz w:val="20"/>
           <w:u w:val="none"/>
         </w:rPr>
-        <w:t>〈보기〉 ( poor workers / used to / were used to / live / in this area / but / now / it / is / one of / the hippest areas / in London )</w:t>
+        <w:t>〈보기〉 ( used to / were used to / now / in London / live / but / is / in this area / one of / the hippest areas / poor workers / it )</w:t>
       </w:r>
       <w:r>
         <w:br/>

--- a/mokdong2/2fin/word/md2s2_L5_check_exam.docx
+++ b/mokdong2/2fin/word/md2s2_L5_check_exam.docx
@@ -19,10 +19,10 @@
     </w:p>
     <w:p>
       <w:pPr>
-        <w:spacing w:after="80"/>
         <w:pBdr>
           <w:bottom w:val="single" w:sz="8" w:space="2" w:color="1F3864"/>
         </w:pBdr>
+        <w:spacing w:after="80"/>
       </w:pPr>
       <w:r>
         <w:rPr>
@@ -75,13 +75,13 @@
     </w:p>
     <w:p>
       <w:pPr>
-        <w:spacing w:after="60"/>
         <w:pBdr>
           <w:top w:val="single" w:sz="4" w:space="3" w:color="9AA9C2"/>
           <w:left w:val="single" w:sz="4" w:space="3" w:color="9AA9C2"/>
           <w:bottom w:val="single" w:sz="4" w:space="3" w:color="9AA9C2"/>
           <w:right w:val="single" w:sz="4" w:space="3" w:color="9AA9C2"/>
         </w:pBdr>
+        <w:spacing w:after="60"/>
         <w:ind w:left="57" w:right="57"/>
       </w:pPr>
       <w:r>
@@ -875,13 +875,13 @@
     </w:p>
     <w:p>
       <w:pPr>
-        <w:spacing w:after="60"/>
         <w:pBdr>
           <w:top w:val="single" w:sz="4" w:space="3" w:color="9AA9C2"/>
           <w:left w:val="single" w:sz="4" w:space="3" w:color="9AA9C2"/>
           <w:bottom w:val="single" w:sz="4" w:space="3" w:color="9AA9C2"/>
           <w:right w:val="single" w:sz="4" w:space="3" w:color="9AA9C2"/>
         </w:pBdr>
+        <w:spacing w:after="60"/>
         <w:ind w:left="57" w:right="57"/>
       </w:pPr>
       <w:r>
@@ -1567,13 +1567,13 @@
     </w:p>
     <w:p>
       <w:pPr>
-        <w:spacing w:after="60"/>
         <w:pBdr>
           <w:top w:val="single" w:sz="4" w:space="3" w:color="9AA9C2"/>
           <w:left w:val="single" w:sz="4" w:space="3" w:color="9AA9C2"/>
           <w:bottom w:val="single" w:sz="4" w:space="3" w:color="9AA9C2"/>
           <w:right w:val="single" w:sz="4" w:space="3" w:color="9AA9C2"/>
         </w:pBdr>
+        <w:spacing w:after="60"/>
         <w:ind w:left="57" w:right="57"/>
       </w:pPr>
       <w:r>
@@ -2077,9 +2077,9 @@
     </w:p>
     <w:p>
       <w:pPr>
+        <w:shd w:val="clear" w:color="auto" w:fill="F1F4F9"/>
         <w:spacing w:after="30"/>
         <w:ind w:left="85"/>
-        <w:shd w:val="clear" w:color="auto" w:fill="F1F4F9"/>
       </w:pPr>
       <w:r>
         <w:rPr>
@@ -2351,9 +2351,9 @@
     </w:p>
     <w:p>
       <w:pPr>
+        <w:shd w:val="clear" w:color="auto" w:fill="F1F4F9"/>
         <w:spacing w:after="30"/>
         <w:ind w:left="85"/>
-        <w:shd w:val="clear" w:color="auto" w:fill="F1F4F9"/>
       </w:pPr>
       <w:r>
         <w:rPr>
@@ -3240,9 +3240,9 @@
     </w:p>
     <w:p>
       <w:pPr>
+        <w:shd w:val="clear" w:color="auto" w:fill="F1F4F9"/>
         <w:spacing w:after="30"/>
         <w:ind w:left="85"/>
-        <w:shd w:val="clear" w:color="auto" w:fill="F1F4F9"/>
       </w:pPr>
       <w:r>
         <w:rPr>
@@ -3427,9 +3427,9 @@
     </w:p>
     <w:p>
       <w:pPr>
+        <w:shd w:val="clear" w:color="auto" w:fill="F1F4F9"/>
         <w:spacing w:after="30"/>
         <w:ind w:left="85"/>
-        <w:shd w:val="clear" w:color="auto" w:fill="F1F4F9"/>
       </w:pPr>
       <w:r>
         <w:rPr>
@@ -3644,9 +3644,9 @@
     </w:p>
     <w:p>
       <w:pPr>
+        <w:shd w:val="clear" w:color="auto" w:fill="F1F4F9"/>
         <w:spacing w:after="30"/>
         <w:ind w:left="85"/>
-        <w:shd w:val="clear" w:color="auto" w:fill="F1F4F9"/>
       </w:pPr>
       <w:r>
         <w:rPr>
@@ -3861,9 +3861,9 @@
     </w:p>
     <w:p>
       <w:pPr>
+        <w:shd w:val="clear" w:color="auto" w:fill="F1F4F9"/>
         <w:spacing w:after="30"/>
         <w:ind w:left="85"/>
-        <w:shd w:val="clear" w:color="auto" w:fill="F1F4F9"/>
       </w:pPr>
       <w:r>
         <w:rPr>
@@ -4072,9 +4072,9 @@
     </w:p>
     <w:p>
       <w:pPr>
+        <w:shd w:val="clear" w:color="auto" w:fill="F1F4F9"/>
         <w:spacing w:after="30"/>
         <w:ind w:left="85"/>
-        <w:shd w:val="clear" w:color="auto" w:fill="F1F4F9"/>
       </w:pPr>
       <w:r>
         <w:rPr>
@@ -4253,9 +4253,9 @@
     </w:p>
     <w:p>
       <w:pPr>
+        <w:shd w:val="clear" w:color="auto" w:fill="F1F4F9"/>
         <w:spacing w:after="30"/>
         <w:ind w:left="85"/>
-        <w:shd w:val="clear" w:color="auto" w:fill="F1F4F9"/>
       </w:pPr>
       <w:r>
         <w:rPr>
@@ -4365,9 +4365,9 @@
     </w:p>
     <w:p>
       <w:pPr>
+        <w:shd w:val="clear" w:color="auto" w:fill="F1F4F9"/>
         <w:spacing w:after="30"/>
         <w:ind w:left="85"/>
-        <w:shd w:val="clear" w:color="auto" w:fill="F1F4F9"/>
       </w:pPr>
       <w:r>
         <w:rPr>
@@ -4459,9 +4459,9 @@
     </w:p>
     <w:p>
       <w:pPr>
+        <w:shd w:val="clear" w:color="auto" w:fill="F1F4F9"/>
         <w:spacing w:after="30"/>
         <w:ind w:left="85"/>
-        <w:shd w:val="clear" w:color="auto" w:fill="F1F4F9"/>
       </w:pPr>
       <w:r>
         <w:rPr>
@@ -4934,9 +4934,9 @@
     </w:p>
     <w:p>
       <w:pPr>
+        <w:shd w:val="clear" w:color="auto" w:fill="F1F4F9"/>
         <w:spacing w:after="30"/>
         <w:ind w:left="85"/>
-        <w:shd w:val="clear" w:color="auto" w:fill="F1F4F9"/>
       </w:pPr>
       <w:r>
         <w:rPr>
@@ -5328,9 +5328,9 @@
     </w:p>
     <w:p>
       <w:pPr>
+        <w:shd w:val="clear" w:color="auto" w:fill="F1F4F9"/>
         <w:spacing w:after="30"/>
         <w:ind w:left="85"/>
-        <w:shd w:val="clear" w:color="auto" w:fill="F1F4F9"/>
       </w:pPr>
       <w:r>
         <w:rPr>
@@ -5491,9 +5491,9 @@
     </w:p>
     <w:p>
       <w:pPr>
+        <w:shd w:val="clear" w:color="auto" w:fill="F1F4F9"/>
         <w:spacing w:after="30"/>
         <w:ind w:left="85"/>
-        <w:shd w:val="clear" w:color="auto" w:fill="F1F4F9"/>
       </w:pPr>
       <w:r>
         <w:rPr>
@@ -5648,9 +5648,9 @@
     </w:p>
     <w:p>
       <w:pPr>
+        <w:shd w:val="clear" w:color="auto" w:fill="F1F4F9"/>
         <w:spacing w:after="30"/>
         <w:ind w:left="85"/>
-        <w:shd w:val="clear" w:color="auto" w:fill="F1F4F9"/>
       </w:pPr>
       <w:r>
         <w:rPr>
@@ -5803,8 +5803,8 @@
           <w:type w:val="continuous"/>
           <w:pgSz w:w="11906" w:h="16838"/>
           <w:pgMar w:top="680" w:right="794" w:bottom="624" w:left="794" w:header="720" w:footer="720" w:gutter="0"/>
+          <w:cols w:num="2" w:space="396" w:sep="1"/>
           <w:docGrid w:linePitch="360"/>
-          <w:cols w:num="2" w:space="396" w:sep="1"/>
         </w:sectPr>
       </w:pPr>
     </w:p>
@@ -7677,8 +7677,8 @@
     <w:sectPr>
       <w:pgSz w:w="11906" w:h="16838"/>
       <w:pgMar w:top="680" w:right="794" w:bottom="624" w:left="794" w:header="720" w:footer="720" w:gutter="0"/>
+      <w:cols w:num="1" w:space="396"/>
       <w:docGrid w:linePitch="360"/>
-      <w:cols w:num="1" w:space="396"/>
     </w:sectPr>
   </w:body>
 </w:document>

--- a/mokdong2/2fin/word/md2s2_L5_check_exam.docx
+++ b/mokdong2/2fin/word/md2s2_L5_check_exam.docx
@@ -19,10 +19,10 @@
     </w:p>
     <w:p>
       <w:pPr>
+        <w:spacing w:after="80"/>
         <w:pBdr>
           <w:bottom w:val="single" w:sz="8" w:space="2" w:color="1F3864"/>
         </w:pBdr>
-        <w:spacing w:after="80"/>
       </w:pPr>
       <w:r>
         <w:rPr>
@@ -75,13 +75,13 @@
     </w:p>
     <w:p>
       <w:pPr>
+        <w:spacing w:after="60"/>
         <w:pBdr>
           <w:top w:val="single" w:sz="4" w:space="3" w:color="9AA9C2"/>
           <w:left w:val="single" w:sz="4" w:space="3" w:color="9AA9C2"/>
           <w:bottom w:val="single" w:sz="4" w:space="3" w:color="9AA9C2"/>
           <w:right w:val="single" w:sz="4" w:space="3" w:color="9AA9C2"/>
         </w:pBdr>
-        <w:spacing w:after="60"/>
         <w:ind w:left="57" w:right="57"/>
       </w:pPr>
       <w:r>
@@ -875,13 +875,13 @@
     </w:p>
     <w:p>
       <w:pPr>
+        <w:spacing w:after="60"/>
         <w:pBdr>
           <w:top w:val="single" w:sz="4" w:space="3" w:color="9AA9C2"/>
           <w:left w:val="single" w:sz="4" w:space="3" w:color="9AA9C2"/>
           <w:bottom w:val="single" w:sz="4" w:space="3" w:color="9AA9C2"/>
           <w:right w:val="single" w:sz="4" w:space="3" w:color="9AA9C2"/>
         </w:pBdr>
-        <w:spacing w:after="60"/>
         <w:ind w:left="57" w:right="57"/>
       </w:pPr>
       <w:r>
@@ -1567,13 +1567,13 @@
     </w:p>
     <w:p>
       <w:pPr>
+        <w:spacing w:after="60"/>
         <w:pBdr>
           <w:top w:val="single" w:sz="4" w:space="3" w:color="9AA9C2"/>
           <w:left w:val="single" w:sz="4" w:space="3" w:color="9AA9C2"/>
           <w:bottom w:val="single" w:sz="4" w:space="3" w:color="9AA9C2"/>
           <w:right w:val="single" w:sz="4" w:space="3" w:color="9AA9C2"/>
         </w:pBdr>
-        <w:spacing w:after="60"/>
         <w:ind w:left="57" w:right="57"/>
       </w:pPr>
       <w:r>
@@ -2077,9 +2077,9 @@
     </w:p>
     <w:p>
       <w:pPr>
-        <w:shd w:val="clear" w:color="auto" w:fill="F1F4F9"/>
         <w:spacing w:after="30"/>
         <w:ind w:left="85"/>
+        <w:shd w:val="clear" w:color="auto" w:fill="F1F4F9"/>
       </w:pPr>
       <w:r>
         <w:rPr>
@@ -2351,9 +2351,9 @@
     </w:p>
     <w:p>
       <w:pPr>
-        <w:shd w:val="clear" w:color="auto" w:fill="F1F4F9"/>
         <w:spacing w:after="30"/>
         <w:ind w:left="85"/>
+        <w:shd w:val="clear" w:color="auto" w:fill="F1F4F9"/>
       </w:pPr>
       <w:r>
         <w:rPr>
@@ -3240,9 +3240,9 @@
     </w:p>
     <w:p>
       <w:pPr>
-        <w:shd w:val="clear" w:color="auto" w:fill="F1F4F9"/>
         <w:spacing w:after="30"/>
         <w:ind w:left="85"/>
+        <w:shd w:val="clear" w:color="auto" w:fill="F1F4F9"/>
       </w:pPr>
       <w:r>
         <w:rPr>
@@ -3422,14 +3422,14 @@
           <w:sz w:val="20"/>
           <w:u w:val="none"/>
         </w:rPr>
-        <w:t>본문 표현과 바꿔 쓸 수 있는 말을 첫 글자 힌트에 맞게 쓰시오. (표적: 유사표현 변환)</w:t>
+        <w:t>주어진 철자로 시작하는 단어를 써서 문장을 완성하시오. (프린트 Words Practice — 형태 변화 포함)</w:t>
       </w:r>
     </w:p>
     <w:p>
       <w:pPr>
-        <w:shd w:val="clear" w:color="auto" w:fill="F1F4F9"/>
         <w:spacing w:after="30"/>
         <w:ind w:left="85"/>
+        <w:shd w:val="clear" w:color="auto" w:fill="F1F4F9"/>
       </w:pPr>
       <w:r>
         <w:rPr>
@@ -3438,7 +3438,7 @@
           <w:sz w:val="20"/>
           <w:u w:val="none"/>
         </w:rPr>
-        <w:t xml:space="preserve"> (1) well-known ≒ f______ → </w:t>
+        <w:t xml:space="preserve"> (1) We learned about famous a</w:t>
       </w:r>
       <w:r>
         <w:rPr>
@@ -3459,6 +3459,15 @@
         <w:t>__________</w:t>
       </w:r>
       <w:r>
+        <w:rPr>
+          <w:b w:val="0"/>
+          <w:i w:val="0"/>
+          <w:sz w:val="20"/>
+          <w:u w:val="none"/>
+        </w:rPr>
+        <w:t>s in art class.</w:t>
+      </w:r>
+      <w:r>
         <w:br/>
       </w:r>
       <w:r>
@@ -3468,7 +3477,7 @@
           <w:sz w:val="20"/>
           <w:u w:val="none"/>
         </w:rPr>
-        <w:t xml:space="preserve"> (2) be famous for ≒ be (well) k______ f___ → </w:t>
+        <w:t xml:space="preserve"> (2) The f</w:t>
       </w:r>
       <w:r>
         <w:rPr>
@@ -3489,6 +3498,15 @@
         <w:t>__________</w:t>
       </w:r>
       <w:r>
+        <w:rPr>
+          <w:b w:val="0"/>
+          <w:i w:val="0"/>
+          <w:sz w:val="20"/>
+          <w:u w:val="none"/>
+        </w:rPr>
+        <w:t xml:space="preserve"> in the drawing is holding a flower.</w:t>
+      </w:r>
+      <w:r>
         <w:br/>
       </w:r>
       <w:r>
@@ -3498,7 +3516,7 @@
           <w:sz w:val="20"/>
           <w:u w:val="none"/>
         </w:rPr>
-        <w:t xml:space="preserve"> (3) represent ≒ s______ f___ → </w:t>
+        <w:t xml:space="preserve"> (3) He gets a lot of p</w:t>
       </w:r>
       <w:r>
         <w:rPr>
@@ -3519,6 +3537,15 @@
         <w:t>__________</w:t>
       </w:r>
       <w:r>
+        <w:rPr>
+          <w:b w:val="0"/>
+          <w:i w:val="0"/>
+          <w:sz w:val="20"/>
+          <w:u w:val="none"/>
+        </w:rPr>
+        <w:t xml:space="preserve"> from helping others.</w:t>
+      </w:r>
+      <w:r>
         <w:br/>
       </w:r>
       <w:r>
@@ -3528,7 +3555,7 @@
           <w:sz w:val="20"/>
           <w:u w:val="none"/>
         </w:rPr>
-        <w:t xml:space="preserve"> (4) take care of ≒ l______ a______ → </w:t>
+        <w:t xml:space="preserve"> (4) What does this mark r</w:t>
       </w:r>
       <w:r>
         <w:rPr>
@@ -3549,6 +3576,15 @@
         <w:t>__________</w:t>
       </w:r>
       <w:r>
+        <w:rPr>
+          <w:b w:val="0"/>
+          <w:i w:val="0"/>
+          <w:sz w:val="20"/>
+          <w:u w:val="none"/>
+        </w:rPr>
+        <w:t>?</w:t>
+      </w:r>
+      <w:r>
         <w:br/>
       </w:r>
       <w:r>
@@ -3558,7 +3594,7 @@
           <w:sz w:val="20"/>
           <w:u w:val="none"/>
         </w:rPr>
-        <w:t xml:space="preserve"> (5) tiny ≒ v______ s______ → </w:t>
+        <w:t xml:space="preserve"> (5) She s</w:t>
       </w:r>
       <w:r>
         <w:rPr>
@@ -3579,6 +3615,15 @@
         <w:t>__________</w:t>
       </w:r>
       <w:r>
+        <w:rPr>
+          <w:b w:val="0"/>
+          <w:i w:val="0"/>
+          <w:sz w:val="20"/>
+          <w:u w:val="none"/>
+        </w:rPr>
+        <w:t>ed paint on the wall.</w:t>
+      </w:r>
+      <w:r>
         <w:br/>
       </w:r>
       <w:r>
@@ -3588,7 +3633,7 @@
           <w:sz w:val="20"/>
           <w:u w:val="none"/>
         </w:rPr>
-        <w:t xml:space="preserve"> (6) have a hard time ≒ s______ / have d__________ → </w:t>
+        <w:t xml:space="preserve"> (6) We watched the game from the top of the s</w:t>
       </w:r>
       <w:r>
         <w:rPr>
@@ -3615,7 +3660,85 @@
           <w:sz w:val="20"/>
           <w:u w:val="none"/>
         </w:rPr>
-        <w:t xml:space="preserve"> </w:t>
+        <w:t>.</w:t>
+      </w:r>
+      <w:r>
+        <w:br/>
+      </w:r>
+      <w:r>
+        <w:rPr>
+          <w:b w:val="0"/>
+          <w:i w:val="0"/>
+          <w:sz w:val="20"/>
+          <w:u w:val="none"/>
+        </w:rPr>
+        <w:t xml:space="preserve"> (7) They waited for the train at the s</w:t>
+      </w:r>
+      <w:r>
+        <w:rPr>
+          <w:b/>
+          <w:i w:val="0"/>
+          <w:sz w:val="20"/>
+          <w:u w:val="none"/>
+        </w:rPr>
+        <w:t xml:space="preserve">(7) </w:t>
+      </w:r>
+      <w:r>
+        <w:rPr>
+          <w:b w:val="0"/>
+          <w:i w:val="0"/>
+          <w:sz w:val="20"/>
+          <w:u w:val="none"/>
+        </w:rPr>
+        <w:t>__________</w:t>
+      </w:r>
+      <w:r>
+        <w:rPr>
+          <w:b w:val="0"/>
+          <w:i w:val="0"/>
+          <w:sz w:val="20"/>
+          <w:u w:val="none"/>
+        </w:rPr>
+        <w:t>.</w:t>
+      </w:r>
+      <w:r>
+        <w:br/>
+      </w:r>
+      <w:r>
+        <w:rPr>
+          <w:b w:val="0"/>
+          <w:i w:val="0"/>
+          <w:sz w:val="20"/>
+          <w:u w:val="none"/>
+        </w:rPr>
+        <w:t xml:space="preserve"> (8) Everyone has a different o</w:t>
+      </w:r>
+      <w:r>
+        <w:rPr>
+          <w:b/>
+          <w:i w:val="0"/>
+          <w:sz w:val="20"/>
+          <w:u w:val="none"/>
+        </w:rPr>
+        <w:t xml:space="preserve">(8) </w:t>
+      </w:r>
+      <w:r>
+        <w:rPr>
+          <w:b w:val="0"/>
+          <w:i w:val="0"/>
+          <w:sz w:val="20"/>
+          <w:u w:val="none"/>
+        </w:rPr>
+        <w:t>__________</w:t>
+      </w:r>
+      <w:r>
+        <w:rPr>
+          <w:b w:val="0"/>
+          <w:i w:val="0"/>
+          <w:sz w:val="20"/>
+          <w:u w:val="none"/>
+        </w:rPr>
+        <w:t xml:space="preserve"> on the topic. </w:t>
       </w:r>
     </w:p>
     <w:p>
@@ -3644,9 +3767,9 @@
     </w:p>
     <w:p>
       <w:pPr>
-        <w:shd w:val="clear" w:color="auto" w:fill="F1F4F9"/>
         <w:spacing w:after="30"/>
         <w:ind w:left="85"/>
+        <w:shd w:val="clear" w:color="auto" w:fill="F1F4F9"/>
       </w:pPr>
       <w:r>
         <w:rPr>
@@ -3655,7 +3778,7 @@
           <w:sz w:val="20"/>
           <w:u w:val="none"/>
         </w:rPr>
-        <w:t xml:space="preserve"> (A) a sign or some information that helps you find the answer → c______ </w:t>
+        <w:t xml:space="preserve"> (A) n. a sign or some information that helps you to find the answer to a problem or question → c______ </w:t>
       </w:r>
       <w:r>
         <w:rPr>
@@ -3685,7 +3808,7 @@
           <w:sz w:val="20"/>
           <w:u w:val="none"/>
         </w:rPr>
-        <w:t xml:space="preserve"> (B) a person or an animal in a drawing or painting → f__________ </w:t>
+        <w:t xml:space="preserve"> (B) n. a person or an animal in a drawing, painting, etc. → f__________ </w:t>
       </w:r>
       <w:r>
         <w:rPr>
@@ -3715,7 +3838,7 @@
           <w:sz w:val="20"/>
           <w:u w:val="none"/>
         </w:rPr>
-        <w:t xml:space="preserve"> (C) following the latest fashions in music and clothes → h____ </w:t>
+        <w:t xml:space="preserve"> (C) a. following the latest fashions in music and clothes → h____ </w:t>
       </w:r>
       <w:r>
         <w:rPr>
@@ -3745,7 +3868,7 @@
           <w:sz w:val="20"/>
           <w:u w:val="none"/>
         </w:rPr>
-        <w:t xml:space="preserve"> (D) a tool that spreads liquid in small drops → s____________ </w:t>
+        <w:t xml:space="preserve"> (D) n. a tool that spreads liquid in small drops → s____________ </w:t>
       </w:r>
       <w:r>
         <w:rPr>
@@ -3775,7 +3898,7 @@
           <w:sz w:val="20"/>
           <w:u w:val="none"/>
         </w:rPr>
-        <w:t xml:space="preserve"> (E) a state of feeling or being happy → p____________ </w:t>
+        <w:t xml:space="preserve"> (E) n. a state of feeling or being happy → p____________ </w:t>
       </w:r>
       <w:r>
         <w:rPr>
@@ -3805,7 +3928,7 @@
           <w:sz w:val="20"/>
           <w:u w:val="none"/>
         </w:rPr>
-        <w:t xml:space="preserve"> (F) what you think about something → o__________ </w:t>
+        <w:t xml:space="preserve"> (F) n. a thought or belief about something or someone → o__________ </w:t>
       </w:r>
       <w:r>
         <w:rPr>
@@ -3861,9 +3984,9 @@
     </w:p>
     <w:p>
       <w:pPr>
-        <w:shd w:val="clear" w:color="auto" w:fill="F1F4F9"/>
         <w:spacing w:after="30"/>
         <w:ind w:left="85"/>
+        <w:shd w:val="clear" w:color="auto" w:fill="F1F4F9"/>
       </w:pPr>
       <w:r>
         <w:rPr>
@@ -4072,9 +4195,9 @@
     </w:p>
     <w:p>
       <w:pPr>
-        <w:shd w:val="clear" w:color="auto" w:fill="F1F4F9"/>
         <w:spacing w:after="30"/>
         <w:ind w:left="85"/>
+        <w:shd w:val="clear" w:color="auto" w:fill="F1F4F9"/>
       </w:pPr>
       <w:r>
         <w:rPr>
@@ -4253,9 +4376,9 @@
     </w:p>
     <w:p>
       <w:pPr>
-        <w:shd w:val="clear" w:color="auto" w:fill="F1F4F9"/>
         <w:spacing w:after="30"/>
         <w:ind w:left="85"/>
+        <w:shd w:val="clear" w:color="auto" w:fill="F1F4F9"/>
       </w:pPr>
       <w:r>
         <w:rPr>
@@ -4365,9 +4488,9 @@
     </w:p>
     <w:p>
       <w:pPr>
-        <w:shd w:val="clear" w:color="auto" w:fill="F1F4F9"/>
         <w:spacing w:after="30"/>
         <w:ind w:left="85"/>
+        <w:shd w:val="clear" w:color="auto" w:fill="F1F4F9"/>
       </w:pPr>
       <w:r>
         <w:rPr>
@@ -4459,9 +4582,9 @@
     </w:p>
     <w:p>
       <w:pPr>
-        <w:shd w:val="clear" w:color="auto" w:fill="F1F4F9"/>
         <w:spacing w:after="30"/>
         <w:ind w:left="85"/>
+        <w:shd w:val="clear" w:color="auto" w:fill="F1F4F9"/>
       </w:pPr>
       <w:r>
         <w:rPr>
@@ -4934,9 +5057,9 @@
     </w:p>
     <w:p>
       <w:pPr>
-        <w:shd w:val="clear" w:color="auto" w:fill="F1F4F9"/>
         <w:spacing w:after="30"/>
         <w:ind w:left="85"/>
+        <w:shd w:val="clear" w:color="auto" w:fill="F1F4F9"/>
       </w:pPr>
       <w:r>
         <w:rPr>
@@ -5328,9 +5451,9 @@
     </w:p>
     <w:p>
       <w:pPr>
-        <w:shd w:val="clear" w:color="auto" w:fill="F1F4F9"/>
         <w:spacing w:after="30"/>
         <w:ind w:left="85"/>
+        <w:shd w:val="clear" w:color="auto" w:fill="F1F4F9"/>
       </w:pPr>
       <w:r>
         <w:rPr>
@@ -5491,9 +5614,9 @@
     </w:p>
     <w:p>
       <w:pPr>
-        <w:shd w:val="clear" w:color="auto" w:fill="F1F4F9"/>
         <w:spacing w:after="30"/>
         <w:ind w:left="85"/>
+        <w:shd w:val="clear" w:color="auto" w:fill="F1F4F9"/>
       </w:pPr>
       <w:r>
         <w:rPr>
@@ -5502,7 +5625,7 @@
           <w:sz w:val="20"/>
           <w:u w:val="none"/>
         </w:rPr>
-        <w:t xml:space="preserve"> (A) Street art makes cities colorful and [lively / lonely]. → </w:t>
+        <w:t xml:space="preserve"> (A) Modern street art comes in many different forms, and it makes cities colorful and [lively / lonely]. → </w:t>
       </w:r>
       <w:r>
         <w:rPr>
@@ -5532,7 +5655,7 @@
           <w:sz w:val="20"/>
           <w:u w:val="none"/>
         </w:rPr>
-        <w:t xml:space="preserve"> (B) Banksy's artworks often carry [social / personal] messages, while Wilson's carry [social / personal] ones. → </w:t>
+        <w:t xml:space="preserve"> (B) Banksy's artworks often carry [social / personal] messages. / His(Ben Wilson's) gum paintings often carry [social / personal] messages from people he meets on the street. → </w:t>
       </w:r>
       <w:r>
         <w:rPr>
@@ -5562,7 +5685,7 @@
           <w:sz w:val="20"/>
           <w:u w:val="none"/>
         </w:rPr>
-        <w:t xml:space="preserve"> (C) Next to the tree, there is a person holding a [spray / sprayer]. → </w:t>
+        <w:t xml:space="preserve"> (C) Next to the tree, there is a person who is holding a [spray / sprayer]. → </w:t>
       </w:r>
       <w:r>
         <w:rPr>
@@ -5592,7 +5715,7 @@
           <w:sz w:val="20"/>
           <w:u w:val="none"/>
         </w:rPr>
-        <w:t xml:space="preserve"> (D) The three [figures / features] represent the past, present, and future. → </w:t>
+        <w:t xml:space="preserve"> (D) According to STIK, the three [figures / features] represent the past, present, and future of Shoreditch. → </w:t>
       </w:r>
       <w:r>
         <w:rPr>
@@ -5648,9 +5771,9 @@
     </w:p>
     <w:p>
       <w:pPr>
-        <w:shd w:val="clear" w:color="auto" w:fill="F1F4F9"/>
         <w:spacing w:after="30"/>
         <w:ind w:left="85"/>
+        <w:shd w:val="clear" w:color="auto" w:fill="F1F4F9"/>
       </w:pPr>
       <w:r>
         <w:rPr>
@@ -5803,8 +5926,8 @@
           <w:type w:val="continuous"/>
           <w:pgSz w:w="11906" w:h="16838"/>
           <w:pgMar w:top="680" w:right="794" w:bottom="624" w:left="794" w:header="720" w:footer="720" w:gutter="0"/>
+          <w:docGrid w:linePitch="360"/>
           <w:cols w:num="2" w:space="396" w:sep="1"/>
-          <w:docGrid w:linePitch="360"/>
         </w:sectPr>
       </w:pPr>
     </w:p>
@@ -7352,7 +7475,7 @@
           <w:sz w:val="18"/>
           <w:u w:val="none"/>
         </w:rPr>
-        <w:t xml:space="preserve"> (1) famous (2) known for (3) stand for (4) look after (5) very small (6) suffer / difficulty</w:t>
+        <w:t xml:space="preserve"> (1) artworks (2) figure (3) pleasure (4) represent (5) sprayed (6) stadium (7) station (8) opinion</w:t>
       </w:r>
       <w:r>
         <w:rPr>
@@ -7677,8 +7800,8 @@
     <w:sectPr>
       <w:pgSz w:w="11906" w:h="16838"/>
       <w:pgMar w:top="680" w:right="794" w:bottom="624" w:left="794" w:header="720" w:footer="720" w:gutter="0"/>
+      <w:docGrid w:linePitch="360"/>
       <w:cols w:num="1" w:space="396"/>
-      <w:docGrid w:linePitch="360"/>
     </w:sectPr>
   </w:body>
 </w:document>
